--- a/(e)CRF/Per visite/V2 - Aanmeting voetorthese/Educatie en patientenmateriaal/28_Rapport activiteitenprofiel.docx
+++ b/(e)CRF/Per visite/V2 - Aanmeting voetorthese/Educatie en patientenmateriaal/28_Rapport activiteitenprofiel.docx
@@ -410,6 +410,986 @@
       </w:pPr>
       <w:r>
         <w:t>Bepalen van 80% gepersonaliseerde draagtijd op basis van het Move Monitor-schema (input voor Orthotimer-software) + voor de patiënt</w:t>
+      </w:r>
+    </w:p>
+    <w:p>
+      <w:pPr>
+        <w:spacing w:after="120" w:line="360" w:lineRule="auto"/>
+        <w:jc w:val="center"/>
+        <w:rPr>
+          <w:b/>
+          <w:bCs/>
+          <w:color w:val="123A5F"/>
+          <w:sz w:val="28"/>
+          <w:szCs w:val="28"/>
+        </w:rPr>
+      </w:pPr>
+      <w:r>
+        <w:rPr>
+          <w:b/>
+          <w:bCs/>
+          <w:color w:val="123A5F"/>
+          <w:sz w:val="28"/>
+          <w:szCs w:val="28"/>
+        </w:rPr>
+        <w:t>Uitkomst van het rapport</w:t>
+      </w:r>
+      <w:r>
+        <w:rPr>
+          <w:b/>
+          <w:bCs/>
+          <w:color w:val="123A5F"/>
+          <w:sz w:val="28"/>
+          <w:szCs w:val="28"/>
+        </w:rPr>
+      </w:r>
+      <w:r>
+        <w:rPr>
+          <w:b/>
+          <w:bCs/>
+          <w:color w:val="123A5F"/>
+          <w:sz w:val="28"/>
+          <w:szCs w:val="28"/>
+        </w:rPr>
+      </w:r>
+      <w:r>
+        <w:rPr>
+          <w:b/>
+          <w:bCs/>
+          <w:color w:val="123A5F"/>
+          <w:sz w:val="28"/>
+          <w:szCs w:val="28"/>
+        </w:rPr>
+      </w:r>
+      <w:proofErr w:type="spellStart"/>
+      <w:r>
+        <w:rPr>
+          <w:b/>
+          <w:bCs/>
+          <w:color w:val="123A5F"/>
+          <w:sz w:val="28"/>
+          <w:szCs w:val="28"/>
+        </w:rPr>
+      </w:r>
+      <w:proofErr w:type="spellEnd"/>
+      <w:r>
+        <w:rPr>
+          <w:b/>
+          <w:bCs/>
+          <w:color w:val="123A5F"/>
+          <w:sz w:val="28"/>
+          <w:szCs w:val="28"/>
+        </w:rPr>
+      </w:r>
+    </w:p>
+    <w:p>
+      <w:pPr>
+        <w:spacing w:after="120" w:line="360" w:lineRule="auto"/>
+        <w:jc w:val="center"/>
+        <w:rPr>
+          <w:b/>
+          <w:bCs/>
+          <w:color w:val="123A5F"/>
+          <w:sz w:val="28"/>
+          <w:szCs w:val="28"/>
+        </w:rPr>
+      </w:pPr>
+      <w:r>
+        <w:rPr>
+          <w:b w:val="0"/>
+          <w:bCs/>
+          <w:color w:val="123A5F"/>
+          <w:sz w:val="28"/>
+          <w:szCs w:val="28"/>
+        </w:rPr>
+        <w:t>Gemiddeld aantal stappen per dag: _______________</w:t>
+      </w:r>
+      <w:r>
+        <w:rPr>
+          <w:b/>
+          <w:bCs/>
+          <w:color w:val="123A5F"/>
+          <w:sz w:val="28"/>
+          <w:szCs w:val="28"/>
+        </w:rPr>
+      </w:r>
+      <w:r>
+        <w:rPr>
+          <w:b/>
+          <w:bCs/>
+          <w:color w:val="123A5F"/>
+          <w:sz w:val="28"/>
+          <w:szCs w:val="28"/>
+        </w:rPr>
+      </w:r>
+      <w:r>
+        <w:rPr>
+          <w:b/>
+          <w:bCs/>
+          <w:color w:val="123A5F"/>
+          <w:sz w:val="28"/>
+          <w:szCs w:val="28"/>
+        </w:rPr>
+      </w:r>
+      <w:proofErr w:type="spellStart"/>
+      <w:r>
+        <w:rPr>
+          <w:b/>
+          <w:bCs/>
+          <w:color w:val="123A5F"/>
+          <w:sz w:val="28"/>
+          <w:szCs w:val="28"/>
+        </w:rPr>
+      </w:r>
+      <w:proofErr w:type="spellEnd"/>
+      <w:r>
+        <w:rPr>
+          <w:b/>
+          <w:bCs/>
+          <w:color w:val="123A5F"/>
+          <w:sz w:val="28"/>
+          <w:szCs w:val="28"/>
+        </w:rPr>
+      </w:r>
+    </w:p>
+    <w:p>
+      <w:pPr>
+        <w:spacing w:after="120" w:line="360" w:lineRule="auto"/>
+        <w:jc w:val="center"/>
+        <w:rPr>
+          <w:b/>
+          <w:bCs/>
+          <w:color w:val="123A5F"/>
+          <w:sz w:val="28"/>
+          <w:szCs w:val="28"/>
+        </w:rPr>
+      </w:pPr>
+      <w:r>
+        <w:rPr>
+          <w:b w:val="0"/>
+          <w:bCs/>
+          <w:color w:val="123A5F"/>
+          <w:sz w:val="28"/>
+          <w:szCs w:val="28"/>
+        </w:rPr>
+        <w:t>Variabiliteit in het aantal stappen gedurende de week:</w:t>
+      </w:r>
+      <w:r>
+        <w:rPr>
+          <w:b/>
+          <w:bCs/>
+          <w:color w:val="123A5F"/>
+          <w:sz w:val="28"/>
+          <w:szCs w:val="28"/>
+        </w:rPr>
+      </w:r>
+      <w:r>
+        <w:rPr>
+          <w:b/>
+          <w:bCs/>
+          <w:color w:val="123A5F"/>
+          <w:sz w:val="28"/>
+          <w:szCs w:val="28"/>
+        </w:rPr>
+      </w:r>
+      <w:r>
+        <w:rPr>
+          <w:b/>
+          <w:bCs/>
+          <w:color w:val="123A5F"/>
+          <w:sz w:val="28"/>
+          <w:szCs w:val="28"/>
+        </w:rPr>
+      </w:r>
+      <w:proofErr w:type="spellStart"/>
+      <w:r>
+        <w:rPr>
+          <w:b/>
+          <w:bCs/>
+          <w:color w:val="123A5F"/>
+          <w:sz w:val="28"/>
+          <w:szCs w:val="28"/>
+        </w:rPr>
+      </w:r>
+      <w:proofErr w:type="spellEnd"/>
+      <w:r>
+        <w:rPr>
+          <w:b/>
+          <w:bCs/>
+          <w:color w:val="123A5F"/>
+          <w:sz w:val="28"/>
+          <w:szCs w:val="28"/>
+        </w:rPr>
+      </w:r>
+    </w:p>
+    <w:p>
+      <w:pPr>
+        <w:spacing w:after="120" w:line="360" w:lineRule="auto"/>
+        <w:jc w:val="center"/>
+        <w:rPr>
+          <w:b/>
+          <w:bCs/>
+          <w:color w:val="123A5F"/>
+          <w:sz w:val="28"/>
+          <w:szCs w:val="28"/>
+        </w:rPr>
+      </w:pPr>
+      <w:r>
+        <w:rPr>
+          <w:b w:val="0"/>
+          <w:bCs/>
+          <w:color w:val="123A5F"/>
+          <w:sz w:val="28"/>
+          <w:szCs w:val="28"/>
+        </w:rPr>
+        <w:t>..............................................................................................................</w:t>
+      </w:r>
+      <w:r>
+        <w:rPr>
+          <w:b/>
+          <w:bCs/>
+          <w:color w:val="123A5F"/>
+          <w:sz w:val="28"/>
+          <w:szCs w:val="28"/>
+        </w:rPr>
+      </w:r>
+      <w:r>
+        <w:rPr>
+          <w:b/>
+          <w:bCs/>
+          <w:color w:val="123A5F"/>
+          <w:sz w:val="28"/>
+          <w:szCs w:val="28"/>
+        </w:rPr>
+      </w:r>
+      <w:r>
+        <w:rPr>
+          <w:b/>
+          <w:bCs/>
+          <w:color w:val="123A5F"/>
+          <w:sz w:val="28"/>
+          <w:szCs w:val="28"/>
+        </w:rPr>
+      </w:r>
+      <w:proofErr w:type="spellStart"/>
+      <w:r>
+        <w:rPr>
+          <w:b/>
+          <w:bCs/>
+          <w:color w:val="123A5F"/>
+          <w:sz w:val="28"/>
+          <w:szCs w:val="28"/>
+        </w:rPr>
+      </w:r>
+      <w:proofErr w:type="spellEnd"/>
+      <w:r>
+        <w:rPr>
+          <w:b/>
+          <w:bCs/>
+          <w:color w:val="123A5F"/>
+          <w:sz w:val="28"/>
+          <w:szCs w:val="28"/>
+        </w:rPr>
+      </w:r>
+    </w:p>
+    <w:p>
+      <w:pPr>
+        <w:spacing w:after="120" w:line="360" w:lineRule="auto"/>
+        <w:jc w:val="center"/>
+        <w:rPr>
+          <w:b/>
+          <w:bCs/>
+          <w:color w:val="123A5F"/>
+          <w:sz w:val="28"/>
+          <w:szCs w:val="28"/>
+        </w:rPr>
+      </w:pPr>
+      <w:r>
+        <w:rPr>
+          <w:b w:val="0"/>
+          <w:bCs/>
+          <w:color w:val="123A5F"/>
+          <w:sz w:val="28"/>
+          <w:szCs w:val="28"/>
+        </w:rPr>
+        <w:t>Gemiddeld aantal trappen per dag: _______________</w:t>
+      </w:r>
+      <w:r>
+        <w:rPr>
+          <w:b/>
+          <w:bCs/>
+          <w:color w:val="123A5F"/>
+          <w:sz w:val="28"/>
+          <w:szCs w:val="28"/>
+        </w:rPr>
+      </w:r>
+      <w:r>
+        <w:rPr>
+          <w:b/>
+          <w:bCs/>
+          <w:color w:val="123A5F"/>
+          <w:sz w:val="28"/>
+          <w:szCs w:val="28"/>
+        </w:rPr>
+      </w:r>
+      <w:r>
+        <w:rPr>
+          <w:b/>
+          <w:bCs/>
+          <w:color w:val="123A5F"/>
+          <w:sz w:val="28"/>
+          <w:szCs w:val="28"/>
+        </w:rPr>
+      </w:r>
+      <w:proofErr w:type="spellStart"/>
+      <w:r>
+        <w:rPr>
+          <w:b/>
+          <w:bCs/>
+          <w:color w:val="123A5F"/>
+          <w:sz w:val="28"/>
+          <w:szCs w:val="28"/>
+        </w:rPr>
+      </w:r>
+      <w:proofErr w:type="spellEnd"/>
+      <w:r>
+        <w:rPr>
+          <w:b/>
+          <w:bCs/>
+          <w:color w:val="123A5F"/>
+          <w:sz w:val="28"/>
+          <w:szCs w:val="28"/>
+        </w:rPr>
+      </w:r>
+    </w:p>
+    <w:p>
+      <w:pPr>
+        <w:spacing w:after="120" w:line="360" w:lineRule="auto"/>
+        <w:jc w:val="center"/>
+        <w:rPr>
+          <w:b/>
+          <w:bCs/>
+          <w:color w:val="123A5F"/>
+          <w:sz w:val="28"/>
+          <w:szCs w:val="28"/>
+        </w:rPr>
+      </w:pPr>
+      <w:r>
+        <w:rPr>
+          <w:b w:val="0"/>
+          <w:bCs/>
+          <w:color w:val="123A5F"/>
+          <w:sz w:val="28"/>
+          <w:szCs w:val="28"/>
+        </w:rPr>
+        <w:t>Temporele verdeling van de activiteit gedurende de dag:</w:t>
+      </w:r>
+      <w:r>
+        <w:rPr>
+          <w:b/>
+          <w:bCs/>
+          <w:color w:val="123A5F"/>
+          <w:sz w:val="28"/>
+          <w:szCs w:val="28"/>
+        </w:rPr>
+      </w:r>
+      <w:r>
+        <w:rPr>
+          <w:b/>
+          <w:bCs/>
+          <w:color w:val="123A5F"/>
+          <w:sz w:val="28"/>
+          <w:szCs w:val="28"/>
+        </w:rPr>
+      </w:r>
+      <w:r>
+        <w:rPr>
+          <w:b/>
+          <w:bCs/>
+          <w:color w:val="123A5F"/>
+          <w:sz w:val="28"/>
+          <w:szCs w:val="28"/>
+        </w:rPr>
+      </w:r>
+      <w:proofErr w:type="spellStart"/>
+      <w:r>
+        <w:rPr>
+          <w:b/>
+          <w:bCs/>
+          <w:color w:val="123A5F"/>
+          <w:sz w:val="28"/>
+          <w:szCs w:val="28"/>
+        </w:rPr>
+      </w:r>
+      <w:proofErr w:type="spellEnd"/>
+      <w:r>
+        <w:rPr>
+          <w:b/>
+          <w:bCs/>
+          <w:color w:val="123A5F"/>
+          <w:sz w:val="28"/>
+          <w:szCs w:val="28"/>
+        </w:rPr>
+      </w:r>
+    </w:p>
+    <w:p>
+      <w:pPr>
+        <w:spacing w:after="120" w:line="360" w:lineRule="auto"/>
+        <w:jc w:val="center"/>
+        <w:rPr>
+          <w:b/>
+          <w:bCs/>
+          <w:color w:val="123A5F"/>
+          <w:sz w:val="28"/>
+          <w:szCs w:val="28"/>
+        </w:rPr>
+      </w:pPr>
+      <w:r>
+        <w:rPr>
+          <w:b w:val="0"/>
+          <w:bCs/>
+          <w:color w:val="123A5F"/>
+          <w:sz w:val="28"/>
+          <w:szCs w:val="28"/>
+        </w:rPr>
+        <w:t>..............................................................................................................</w:t>
+      </w:r>
+      <w:r>
+        <w:rPr>
+          <w:b/>
+          <w:bCs/>
+          <w:color w:val="123A5F"/>
+          <w:sz w:val="28"/>
+          <w:szCs w:val="28"/>
+        </w:rPr>
+      </w:r>
+      <w:r>
+        <w:rPr>
+          <w:b/>
+          <w:bCs/>
+          <w:color w:val="123A5F"/>
+          <w:sz w:val="28"/>
+          <w:szCs w:val="28"/>
+        </w:rPr>
+      </w:r>
+      <w:r>
+        <w:rPr>
+          <w:b/>
+          <w:bCs/>
+          <w:color w:val="123A5F"/>
+          <w:sz w:val="28"/>
+          <w:szCs w:val="28"/>
+        </w:rPr>
+      </w:r>
+      <w:proofErr w:type="spellStart"/>
+      <w:r>
+        <w:rPr>
+          <w:b/>
+          <w:bCs/>
+          <w:color w:val="123A5F"/>
+          <w:sz w:val="28"/>
+          <w:szCs w:val="28"/>
+        </w:rPr>
+      </w:r>
+      <w:proofErr w:type="spellEnd"/>
+      <w:r>
+        <w:rPr>
+          <w:b/>
+          <w:bCs/>
+          <w:color w:val="123A5F"/>
+          <w:sz w:val="28"/>
+          <w:szCs w:val="28"/>
+        </w:rPr>
+      </w:r>
+    </w:p>
+    <w:p>
+      <w:pPr>
+        <w:spacing w:after="120" w:line="360" w:lineRule="auto"/>
+        <w:jc w:val="center"/>
+        <w:rPr>
+          <w:b/>
+          <w:bCs/>
+          <w:color w:val="123A5F"/>
+          <w:sz w:val="28"/>
+          <w:szCs w:val="28"/>
+        </w:rPr>
+      </w:pPr>
+      <w:r>
+        <w:rPr>
+          <w:b/>
+          <w:bCs/>
+          <w:color w:val="123A5F"/>
+          <w:sz w:val="28"/>
+          <w:szCs w:val="28"/>
+        </w:rPr>
+        <w:t>Draagdoel</w:t>
+      </w:r>
+      <w:r>
+        <w:rPr>
+          <w:b/>
+          <w:bCs/>
+          <w:color w:val="123A5F"/>
+          <w:sz w:val="28"/>
+          <w:szCs w:val="28"/>
+        </w:rPr>
+      </w:r>
+      <w:r>
+        <w:rPr>
+          <w:b/>
+          <w:bCs/>
+          <w:color w:val="123A5F"/>
+          <w:sz w:val="28"/>
+          <w:szCs w:val="28"/>
+        </w:rPr>
+      </w:r>
+      <w:r>
+        <w:rPr>
+          <w:b/>
+          <w:bCs/>
+          <w:color w:val="123A5F"/>
+          <w:sz w:val="28"/>
+          <w:szCs w:val="28"/>
+        </w:rPr>
+      </w:r>
+      <w:proofErr w:type="spellStart"/>
+      <w:r>
+        <w:rPr>
+          <w:b/>
+          <w:bCs/>
+          <w:color w:val="123A5F"/>
+          <w:sz w:val="28"/>
+          <w:szCs w:val="28"/>
+        </w:rPr>
+      </w:r>
+      <w:proofErr w:type="spellEnd"/>
+      <w:r>
+        <w:rPr>
+          <w:b/>
+          <w:bCs/>
+          <w:color w:val="123A5F"/>
+          <w:sz w:val="28"/>
+          <w:szCs w:val="28"/>
+        </w:rPr>
+      </w:r>
+    </w:p>
+    <w:p>
+      <w:pPr>
+        <w:spacing w:after="120" w:line="360" w:lineRule="auto"/>
+        <w:jc w:val="center"/>
+        <w:rPr>
+          <w:b/>
+          <w:bCs/>
+          <w:color w:val="123A5F"/>
+          <w:sz w:val="28"/>
+          <w:szCs w:val="28"/>
+        </w:rPr>
+      </w:pPr>
+      <w:r>
+        <w:rPr>
+          <w:b w:val="0"/>
+          <w:bCs/>
+          <w:color w:val="123A5F"/>
+          <w:sz w:val="28"/>
+          <w:szCs w:val="28"/>
+        </w:rPr>
+        <w:t>Waaktijd per dag uit het MoveMonitorprofiel, de tijd tussen de twee nachten: ________ uur</w:t>
+      </w:r>
+      <w:r>
+        <w:rPr>
+          <w:b/>
+          <w:bCs/>
+          <w:color w:val="123A5F"/>
+          <w:sz w:val="28"/>
+          <w:szCs w:val="28"/>
+        </w:rPr>
+      </w:r>
+      <w:r>
+        <w:rPr>
+          <w:b/>
+          <w:bCs/>
+          <w:color w:val="123A5F"/>
+          <w:sz w:val="28"/>
+          <w:szCs w:val="28"/>
+        </w:rPr>
+      </w:r>
+      <w:r>
+        <w:rPr>
+          <w:b/>
+          <w:bCs/>
+          <w:color w:val="123A5F"/>
+          <w:sz w:val="28"/>
+          <w:szCs w:val="28"/>
+        </w:rPr>
+      </w:r>
+      <w:proofErr w:type="spellStart"/>
+      <w:r>
+        <w:rPr>
+          <w:b/>
+          <w:bCs/>
+          <w:color w:val="123A5F"/>
+          <w:sz w:val="28"/>
+          <w:szCs w:val="28"/>
+        </w:rPr>
+      </w:r>
+      <w:proofErr w:type="spellEnd"/>
+      <w:r>
+        <w:rPr>
+          <w:b/>
+          <w:bCs/>
+          <w:color w:val="123A5F"/>
+          <w:sz w:val="28"/>
+          <w:szCs w:val="28"/>
+        </w:rPr>
+      </w:r>
+    </w:p>
+    <w:p>
+      <w:pPr>
+        <w:spacing w:after="120" w:line="360" w:lineRule="auto"/>
+        <w:jc w:val="center"/>
+        <w:rPr>
+          <w:b/>
+          <w:bCs/>
+          <w:color w:val="123A5F"/>
+          <w:sz w:val="28"/>
+          <w:szCs w:val="28"/>
+        </w:rPr>
+      </w:pPr>
+      <w:r>
+        <w:rPr>
+          <w:b w:val="0"/>
+          <w:bCs/>
+          <w:color w:val="123A5F"/>
+          <w:sz w:val="28"/>
+          <w:szCs w:val="28"/>
+        </w:rPr>
+        <w:t>Gepersonaliseerd draagdoel, 80% van de waaktijd: ________ uur</w:t>
+      </w:r>
+      <w:r>
+        <w:rPr>
+          <w:b/>
+          <w:bCs/>
+          <w:color w:val="123A5F"/>
+          <w:sz w:val="28"/>
+          <w:szCs w:val="28"/>
+        </w:rPr>
+      </w:r>
+      <w:r>
+        <w:rPr>
+          <w:b/>
+          <w:bCs/>
+          <w:color w:val="123A5F"/>
+          <w:sz w:val="28"/>
+          <w:szCs w:val="28"/>
+        </w:rPr>
+      </w:r>
+      <w:r>
+        <w:rPr>
+          <w:b/>
+          <w:bCs/>
+          <w:color w:val="123A5F"/>
+          <w:sz w:val="28"/>
+          <w:szCs w:val="28"/>
+        </w:rPr>
+      </w:r>
+      <w:proofErr w:type="spellStart"/>
+      <w:r>
+        <w:rPr>
+          <w:b/>
+          <w:bCs/>
+          <w:color w:val="123A5F"/>
+          <w:sz w:val="28"/>
+          <w:szCs w:val="28"/>
+        </w:rPr>
+      </w:r>
+      <w:proofErr w:type="spellEnd"/>
+      <w:r>
+        <w:rPr>
+          <w:b/>
+          <w:bCs/>
+          <w:color w:val="123A5F"/>
+          <w:sz w:val="28"/>
+          <w:szCs w:val="28"/>
+        </w:rPr>
+      </w:r>
+    </w:p>
+    <w:p>
+      <w:pPr>
+        <w:spacing w:after="120" w:line="360" w:lineRule="auto"/>
+        <w:jc w:val="center"/>
+        <w:rPr>
+          <w:b/>
+          <w:bCs/>
+          <w:color w:val="123A5F"/>
+          <w:sz w:val="28"/>
+          <w:szCs w:val="28"/>
+        </w:rPr>
+      </w:pPr>
+      <w:r>
+        <w:rPr>
+          <w:b w:val="0"/>
+          <w:bCs/>
+          <w:color w:val="123A5F"/>
+          <w:sz w:val="28"/>
+          <w:szCs w:val="28"/>
+        </w:rPr>
+        <w:t>Dit draagdoel wordt éénmalig bepaald en dient als invoer voor de Orthotimer-software.</w:t>
+      </w:r>
+      <w:r>
+        <w:rPr>
+          <w:b/>
+          <w:bCs/>
+          <w:color w:val="123A5F"/>
+          <w:sz w:val="28"/>
+          <w:szCs w:val="28"/>
+        </w:rPr>
+      </w:r>
+      <w:r>
+        <w:rPr>
+          <w:b/>
+          <w:bCs/>
+          <w:color w:val="123A5F"/>
+          <w:sz w:val="28"/>
+          <w:szCs w:val="28"/>
+        </w:rPr>
+      </w:r>
+      <w:r>
+        <w:rPr>
+          <w:b/>
+          <w:bCs/>
+          <w:color w:val="123A5F"/>
+          <w:sz w:val="28"/>
+          <w:szCs w:val="28"/>
+        </w:rPr>
+      </w:r>
+      <w:proofErr w:type="spellStart"/>
+      <w:r>
+        <w:rPr>
+          <w:b/>
+          <w:bCs/>
+          <w:color w:val="123A5F"/>
+          <w:sz w:val="28"/>
+          <w:szCs w:val="28"/>
+        </w:rPr>
+      </w:r>
+      <w:proofErr w:type="spellEnd"/>
+      <w:r>
+        <w:rPr>
+          <w:b/>
+          <w:bCs/>
+          <w:color w:val="123A5F"/>
+          <w:sz w:val="28"/>
+          <w:szCs w:val="28"/>
+        </w:rPr>
+      </w:r>
+    </w:p>
+    <w:p>
+      <w:pPr>
+        <w:spacing w:after="120" w:line="360" w:lineRule="auto"/>
+        <w:jc w:val="center"/>
+        <w:rPr>
+          <w:b/>
+          <w:bCs/>
+          <w:color w:val="123A5F"/>
+          <w:sz w:val="28"/>
+          <w:szCs w:val="28"/>
+        </w:rPr>
+      </w:pPr>
+      <w:r>
+        <w:rPr>
+          <w:b w:val="0"/>
+          <w:bCs/>
+          <w:color w:val="123A5F"/>
+          <w:sz w:val="28"/>
+          <w:szCs w:val="28"/>
+        </w:rPr>
+        <w:t>Profiel en draagdoel met de deelnemer besproken:   ☐ Ja    ☐ Nee</w:t>
+      </w:r>
+      <w:r>
+        <w:rPr>
+          <w:b/>
+          <w:bCs/>
+          <w:color w:val="123A5F"/>
+          <w:sz w:val="28"/>
+          <w:szCs w:val="28"/>
+        </w:rPr>
+      </w:r>
+      <w:r>
+        <w:rPr>
+          <w:b/>
+          <w:bCs/>
+          <w:color w:val="123A5F"/>
+          <w:sz w:val="28"/>
+          <w:szCs w:val="28"/>
+        </w:rPr>
+      </w:r>
+      <w:r>
+        <w:rPr>
+          <w:b/>
+          <w:bCs/>
+          <w:color w:val="123A5F"/>
+          <w:sz w:val="28"/>
+          <w:szCs w:val="28"/>
+        </w:rPr>
+      </w:r>
+      <w:proofErr w:type="spellStart"/>
+      <w:r>
+        <w:rPr>
+          <w:b/>
+          <w:bCs/>
+          <w:color w:val="123A5F"/>
+          <w:sz w:val="28"/>
+          <w:szCs w:val="28"/>
+        </w:rPr>
+      </w:r>
+      <w:proofErr w:type="spellEnd"/>
+      <w:r>
+        <w:rPr>
+          <w:b/>
+          <w:bCs/>
+          <w:color w:val="123A5F"/>
+          <w:sz w:val="28"/>
+          <w:szCs w:val="28"/>
+        </w:rPr>
+      </w:r>
+    </w:p>
+    <w:p>
+      <w:pPr>
+        <w:spacing w:after="120" w:line="360" w:lineRule="auto"/>
+        <w:jc w:val="center"/>
+        <w:rPr>
+          <w:b/>
+          <w:bCs/>
+          <w:color w:val="123A5F"/>
+          <w:sz w:val="28"/>
+          <w:szCs w:val="28"/>
+        </w:rPr>
+      </w:pPr>
+      <w:r>
+        <w:rPr>
+          <w:b w:val="0"/>
+          <w:bCs/>
+          <w:color w:val="123A5F"/>
+          <w:sz w:val="28"/>
+          <w:szCs w:val="28"/>
+        </w:rPr>
+        <w:t>Opmerkingen:</w:t>
+      </w:r>
+      <w:r>
+        <w:rPr>
+          <w:b/>
+          <w:bCs/>
+          <w:color w:val="123A5F"/>
+          <w:sz w:val="28"/>
+          <w:szCs w:val="28"/>
+        </w:rPr>
+      </w:r>
+      <w:r>
+        <w:rPr>
+          <w:b/>
+          <w:bCs/>
+          <w:color w:val="123A5F"/>
+          <w:sz w:val="28"/>
+          <w:szCs w:val="28"/>
+        </w:rPr>
+      </w:r>
+      <w:r>
+        <w:rPr>
+          <w:b/>
+          <w:bCs/>
+          <w:color w:val="123A5F"/>
+          <w:sz w:val="28"/>
+          <w:szCs w:val="28"/>
+        </w:rPr>
+      </w:r>
+      <w:proofErr w:type="spellStart"/>
+      <w:r>
+        <w:rPr>
+          <w:b/>
+          <w:bCs/>
+          <w:color w:val="123A5F"/>
+          <w:sz w:val="28"/>
+          <w:szCs w:val="28"/>
+        </w:rPr>
+      </w:r>
+      <w:proofErr w:type="spellEnd"/>
+      <w:r>
+        <w:rPr>
+          <w:b/>
+          <w:bCs/>
+          <w:color w:val="123A5F"/>
+          <w:sz w:val="28"/>
+          <w:szCs w:val="28"/>
+        </w:rPr>
+      </w:r>
+    </w:p>
+    <w:p>
+      <w:pPr>
+        <w:spacing w:after="120" w:line="360" w:lineRule="auto"/>
+        <w:jc w:val="center"/>
+        <w:rPr>
+          <w:b/>
+          <w:bCs/>
+          <w:color w:val="123A5F"/>
+          <w:sz w:val="28"/>
+          <w:szCs w:val="28"/>
+        </w:rPr>
+      </w:pPr>
+      <w:r>
+        <w:rPr>
+          <w:b w:val="0"/>
+          <w:bCs/>
+          <w:color w:val="123A5F"/>
+          <w:sz w:val="28"/>
+          <w:szCs w:val="28"/>
+        </w:rPr>
+        <w:t>..............................................................................................................</w:t>
+      </w:r>
+      <w:r>
+        <w:rPr>
+          <w:b/>
+          <w:bCs/>
+          <w:color w:val="123A5F"/>
+          <w:sz w:val="28"/>
+          <w:szCs w:val="28"/>
+        </w:rPr>
+      </w:r>
+      <w:r>
+        <w:rPr>
+          <w:b/>
+          <w:bCs/>
+          <w:color w:val="123A5F"/>
+          <w:sz w:val="28"/>
+          <w:szCs w:val="28"/>
+        </w:rPr>
+      </w:r>
+      <w:r>
+        <w:rPr>
+          <w:b/>
+          <w:bCs/>
+          <w:color w:val="123A5F"/>
+          <w:sz w:val="28"/>
+          <w:szCs w:val="28"/>
+        </w:rPr>
+      </w:r>
+      <w:proofErr w:type="spellStart"/>
+      <w:r>
+        <w:rPr>
+          <w:b/>
+          <w:bCs/>
+          <w:color w:val="123A5F"/>
+          <w:sz w:val="28"/>
+          <w:szCs w:val="28"/>
+        </w:rPr>
+      </w:r>
+      <w:proofErr w:type="spellEnd"/>
+      <w:r>
+        <w:rPr>
+          <w:b/>
+          <w:bCs/>
+          <w:color w:val="123A5F"/>
+          <w:sz w:val="28"/>
+          <w:szCs w:val="28"/>
+        </w:rPr>
       </w:r>
     </w:p>
     <w:p>

--- a/(e)CRF/Per visite/V2 - Aanmeting voetorthese/Educatie en patientenmateriaal/28_Rapport activiteitenprofiel.docx
+++ b/(e)CRF/Per visite/V2 - Aanmeting voetorthese/Educatie en patientenmateriaal/28_Rapport activiteitenprofiel.docx
@@ -241,6 +241,29 @@
           <w:color w:val="24303B"/>
         </w:rPr>
         <w:tab/>
+      </w:r>
+    </w:p>
+    <w:p>
+      <w:pPr>
+        <w:numPr>
+          <w:ilvl w:val="0"/>
+          <w:numId w:val="25"/>
+        </w:numPr>
+        <w:tabs>
+          <w:tab w:val="left" w:leader="underscore" w:pos="8505"/>
+        </w:tabs>
+        <w:spacing w:line="360" w:lineRule="auto"/>
+        <w:rPr>
+          <w:rFonts w:ascii="Calibri" w:hAnsi="Calibri" w:cs="Calibri"/>
+        </w:rPr>
+      </w:pPr>
+      <w:r>
+        <w:rPr>
+          <w:b w:val="0"/>
+          <w:i/>
+          <w:color w:val="24303B"/>
+        </w:rPr>
+        <w:t>In te vullen op visite 2, na de week met de MoveMonitor. Alleen in de Optimal Care-arm.</w:t>
       </w:r>
     </w:p>
     <w:p>

--- a/(e)CRF/Per visite/V2 - Aanmeting voetorthese/Educatie en patientenmateriaal/28_Rapport activiteitenprofiel.docx
+++ b/(e)CRF/Per visite/V2 - Aanmeting voetorthese/Educatie en patientenmateriaal/28_Rapport activiteitenprofiel.docx
@@ -1085,7 +1085,7 @@
           <w:sz w:val="28"/>
           <w:szCs w:val="28"/>
         </w:rPr>
-        <w:t>Gepersonaliseerd draagdoel, 80% van de waaktijd: ________ uur</w:t>
+        <w:t>Norm, 80% van de waaktijd: ________ uur</w:t>
       </w:r>
       <w:r>
         <w:rPr>
@@ -1155,7 +1155,7 @@
           <w:sz w:val="28"/>
           <w:szCs w:val="28"/>
         </w:rPr>
-        <w:t>Dit draagdoel wordt éénmalig bepaald en dient als invoer voor de Orthotimer-software.</w:t>
+        <w:t>Deze norm wordt éénmalig bepaald en is de invoer voor Hours/day in de Orthotimer-software.</w:t>
       </w:r>
       <w:r>
         <w:rPr>
